--- a/downloads/fiches/bts_design_d_espace_fiche_evaluation.docx
+++ b/downloads/fiches/bts_design_d_espace_fiche_evaluation.docx
@@ -11,8 +11,9 @@
           <w:b/>
           <w:color w:val="1F4E79"/>
           <w:sz w:val="32"/>
+          <w:lang w:val="fr-FR" w:eastAsia="fr-FR" w:bidi="fr-FR"/>
         </w:rPr>
-        <w:t>Fiche d'evaluation reconstituee - BTS Design d'espace</w:t>
+        <w:t>Fiche d'évaluation reconstituée - BTS Design d'espace</w:t>
       </w:r>
     </w:p>
     <w:p>
@@ -23,8 +24,9 @@
         <w:rPr>
           <w:i/>
           <w:sz w:val="21"/>
+          <w:lang w:val="fr-FR" w:eastAsia="fr-FR" w:bidi="fr-FR"/>
         </w:rPr>
-        <w:t>Support evalue : Rapport de stage ou d'activites professionnelles | Modalite : CCF</w:t>
+        <w:t>Support évalué : Rapport de stage ou d'activités professionnelles | Modalité : CCF</w:t>
       </w:r>
     </w:p>
     <w:p>
@@ -35,8 +37,9 @@
         <w:rPr>
           <w:b/>
           <w:color w:val="4F81BD"/>
+          <w:lang w:val="fr-FR" w:eastAsia="fr-FR" w:bidi="fr-FR"/>
         </w:rPr>
-        <w:t>Fiche reconstituee a partir de criteres officiels</w:t>
+        <w:t>Fiche reconstituée à partir de critères officiels</w:t>
       </w:r>
     </w:p>
     <w:p>
@@ -46,8 +49,9 @@
       <w:r>
         <w:rPr>
           <w:i/>
+          <w:lang w:val="fr-FR" w:eastAsia="fr-FR" w:bidi="fr-FR"/>
         </w:rPr>
-        <w:t>Cette fiche est une reconstitution de travail a partir des sources publiques reperees au 28/04/2026. Elle ne remplace pas un formulaire national opposable lorsqu'une grille officielle complete existe par ailleurs.</w:t>
+        <w:t>Cette fiche est une reconstitution de travail à partir des sources publiques repérées au 2026-05-06. Elle ne remplace pas un formulaire national opposable lorsqu'une grille officielle complète existe par ailleurs.</w:t>
       </w:r>
     </w:p>
     <w:tbl>
@@ -74,6 +78,7 @@
             <w:r>
               <w:rPr>
                 <w:b/>
+                <w:lang w:val="fr-FR" w:eastAsia="fr-FR" w:bidi="fr-FR"/>
               </w:rPr>
               <w:t>BTS</w:t>
             </w:r>
@@ -86,6 +91,9 @@
           </w:tcPr>
           <w:p>
             <w:r>
+              <w:rPr>
+                <w:lang w:val="fr-FR" w:eastAsia="fr-FR" w:bidi="fr-FR"/>
+              </w:rPr>
               <w:t>BTS Design d'espace</w:t>
             </w:r>
           </w:p>
@@ -100,8 +108,9 @@
             <w:r>
               <w:rPr>
                 <w:b/>
+                <w:lang w:val="fr-FR" w:eastAsia="fr-FR" w:bidi="fr-FR"/>
               </w:rPr>
-              <w:t>Modalite</w:t>
+              <w:t>Modalité</w:t>
             </w:r>
           </w:p>
         </w:tc>
@@ -112,6 +121,9 @@
           </w:tcPr>
           <w:p>
             <w:r>
+              <w:rPr>
+                <w:lang w:val="fr-FR" w:eastAsia="fr-FR" w:bidi="fr-FR"/>
+              </w:rPr>
               <w:t>CCF</w:t>
             </w:r>
           </w:p>
@@ -128,6 +140,7 @@
             <w:r>
               <w:rPr>
                 <w:b/>
+                <w:lang w:val="fr-FR" w:eastAsia="fr-FR" w:bidi="fr-FR"/>
               </w:rPr>
               <w:t>Option</w:t>
             </w:r>
@@ -140,7 +153,10 @@
           </w:tcPr>
           <w:p>
             <w:r>
-              <w:t>Sans option specifiee</w:t>
+              <w:rPr>
+                <w:lang w:val="fr-FR" w:eastAsia="fr-FR" w:bidi="fr-FR"/>
+              </w:rPr>
+              <w:t>Sans option spécifiée</w:t>
             </w:r>
           </w:p>
         </w:tc>
@@ -154,6 +170,7 @@
             <w:r>
               <w:rPr>
                 <w:b/>
+                <w:lang w:val="fr-FR" w:eastAsia="fr-FR" w:bidi="fr-FR"/>
               </w:rPr>
               <w:t>Statut documentaire</w:t>
             </w:r>
@@ -166,6 +183,9 @@
           </w:tcPr>
           <w:p>
             <w:r>
+              <w:rPr>
+                <w:lang w:val="fr-FR" w:eastAsia="fr-FR" w:bidi="fr-FR"/>
+              </w:rPr>
               <w:t>CCF confirme</w:t>
             </w:r>
           </w:p>
@@ -182,6 +202,7 @@
             <w:r>
               <w:rPr>
                 <w:b/>
+                <w:lang w:val="fr-FR" w:eastAsia="fr-FR" w:bidi="fr-FR"/>
               </w:rPr>
               <w:t>Support</w:t>
             </w:r>
@@ -194,7 +215,10 @@
           </w:tcPr>
           <w:p>
             <w:r>
-              <w:t>Rapport de stage ou d'activites professionnelles</w:t>
+              <w:rPr>
+                <w:lang w:val="fr-FR" w:eastAsia="fr-FR" w:bidi="fr-FR"/>
+              </w:rPr>
+              <w:t>Rapport de stage ou d'activités professionnelles</w:t>
             </w:r>
           </w:p>
         </w:tc>
@@ -208,8 +232,9 @@
             <w:r>
               <w:rPr>
                 <w:b/>
+                <w:lang w:val="fr-FR" w:eastAsia="fr-FR" w:bidi="fr-FR"/>
               </w:rPr>
-              <w:t>Epreuve</w:t>
+              <w:t>Épreuve</w:t>
             </w:r>
           </w:p>
         </w:tc>
@@ -220,7 +245,10 @@
           </w:tcPr>
           <w:p>
             <w:r>
-              <w:t>U4.2 / E42 Rapport de stage ou d'activites professionnelles</w:t>
+              <w:rPr>
+                <w:lang w:val="fr-FR" w:eastAsia="fr-FR" w:bidi="fr-FR"/>
+              </w:rPr>
+              <w:t>U41|U42|U52 | U4.2 / E42 Rapport de stage ou d'activités professionnelles</w:t>
             </w:r>
           </w:p>
         </w:tc>
@@ -236,8 +264,9 @@
             <w:r>
               <w:rPr>
                 <w:b/>
+                <w:lang w:val="fr-FR" w:eastAsia="fr-FR" w:bidi="fr-FR"/>
               </w:rPr>
-              <w:t>Voies / modalites</w:t>
+              <w:t>Voies / modalités</w:t>
             </w:r>
           </w:p>
         </w:tc>
@@ -248,7 +277,10 @@
           </w:tcPr>
           <w:p>
             <w:r>
-              <w:t>Voie scolaire public/prive sous contrat, apprentissage habilite, FPC publique habilitee</w:t>
+              <w:rPr>
+                <w:lang w:val="fr-FR" w:eastAsia="fr-FR" w:bidi="fr-FR"/>
+              </w:rPr>
+              <w:t>CCF confirme</w:t>
             </w:r>
           </w:p>
         </w:tc>
@@ -262,6 +294,7 @@
             <w:r>
               <w:rPr>
                 <w:b/>
+                <w:lang w:val="fr-FR" w:eastAsia="fr-FR" w:bidi="fr-FR"/>
               </w:rPr>
               <w:t>Niveau de reconstitution</w:t>
             </w:r>
@@ -274,7 +307,10 @@
           </w:tcPr>
           <w:p>
             <w:r>
-              <w:t>Fiche reconstituee a partir de criteres officiels</w:t>
+              <w:rPr>
+                <w:lang w:val="fr-FR" w:eastAsia="fr-FR" w:bidi="fr-FR"/>
+              </w:rPr>
+              <w:t>Fiche reconstituée à partir de critères officiels</w:t>
             </w:r>
           </w:p>
         </w:tc>
@@ -290,8 +326,9 @@
             <w:r>
               <w:rPr>
                 <w:b/>
+                <w:lang w:val="fr-FR" w:eastAsia="fr-FR" w:bidi="fr-FR"/>
               </w:rPr>
-              <w:t>Sources modele</w:t>
+              <w:t>Sources modèle</w:t>
             </w:r>
           </w:p>
         </w:tc>
@@ -302,7 +339,10 @@
           </w:tcPr>
           <w:p>
             <w:r>
-              <w:t>Aucune grille publique distincte retrouvee ; le texte officiel du diplome reste la meilleure source publique.</w:t>
+              <w:rPr>
+                <w:lang w:val="fr-FR" w:eastAsia="fr-FR" w:bidi="fr-FR"/>
+              </w:rPr>
+              <w:t>Aucune grille publique distincte retrouvée ; le texte officiel du diplome reste la meilleure source publique.</w:t>
             </w:r>
           </w:p>
         </w:tc>
@@ -316,6 +356,7 @@
             <w:r>
               <w:rPr>
                 <w:b/>
+                <w:lang w:val="fr-FR" w:eastAsia="fr-FR" w:bidi="fr-FR"/>
               </w:rPr>
               <w:t>Document jury</w:t>
             </w:r>
@@ -328,6 +369,9 @@
           </w:tcPr>
           <w:p>
             <w:r>
+              <w:rPr>
+                <w:lang w:val="fr-FR" w:eastAsia="fr-FR" w:bidi="fr-FR"/>
+              </w:rPr>
               <w:t>https://www.education.gouv.fr/sites/default/files/document/bo20ESR_56732.pdf-233574.pdf</w:t>
             </w:r>
           </w:p>
@@ -339,8 +383,9 @@
       <w:r>
         <w:rPr>
           <w:b/>
+          <w:lang w:val="fr-FR" w:eastAsia="fr-FR" w:bidi="fr-FR"/>
         </w:rPr>
-        <w:t>Echelle de positionnement conseillee</w:t>
+        <w:t>Échelle de positionnement conseillée</w:t>
       </w:r>
     </w:p>
     <w:tbl>
@@ -366,6 +411,7 @@
             <w:r>
               <w:rPr>
                 <w:b/>
+                <w:lang w:val="fr-FR" w:eastAsia="fr-FR" w:bidi="fr-FR"/>
               </w:rPr>
               <w:t>NA</w:t>
             </w:r>
@@ -380,6 +426,7 @@
             <w:r>
               <w:rPr>
                 <w:b/>
+                <w:lang w:val="fr-FR" w:eastAsia="fr-FR" w:bidi="fr-FR"/>
               </w:rPr>
               <w:t>PA</w:t>
             </w:r>
@@ -394,6 +441,7 @@
             <w:r>
               <w:rPr>
                 <w:b/>
+                <w:lang w:val="fr-FR" w:eastAsia="fr-FR" w:bidi="fr-FR"/>
               </w:rPr>
               <w:t>A</w:t>
             </w:r>
@@ -408,6 +456,7 @@
             <w:r>
               <w:rPr>
                 <w:b/>
+                <w:lang w:val="fr-FR" w:eastAsia="fr-FR" w:bidi="fr-FR"/>
               </w:rPr>
               <w:t>TB</w:t>
             </w:r>
@@ -421,6 +470,9 @@
           </w:tcPr>
           <w:p>
             <w:r>
+              <w:rPr>
+                <w:lang w:val="fr-FR" w:eastAsia="fr-FR" w:bidi="fr-FR"/>
+              </w:rPr>
               <w:t>Non observable / non acquis</w:t>
             </w:r>
           </w:p>
@@ -431,6 +483,9 @@
           </w:tcPr>
           <w:p>
             <w:r>
+              <w:rPr>
+                <w:lang w:val="fr-FR" w:eastAsia="fr-FR" w:bidi="fr-FR"/>
+              </w:rPr>
               <w:t>Partiellement acquis</w:t>
             </w:r>
           </w:p>
@@ -441,6 +496,9 @@
           </w:tcPr>
           <w:p>
             <w:r>
+              <w:rPr>
+                <w:lang w:val="fr-FR" w:eastAsia="fr-FR" w:bidi="fr-FR"/>
+              </w:rPr>
               <w:t>Acquis</w:t>
             </w:r>
           </w:p>
@@ -451,7 +509,10 @@
           </w:tcPr>
           <w:p>
             <w:r>
-              <w:t>Tres bien acquis</w:t>
+              <w:rPr>
+                <w:lang w:val="fr-FR" w:eastAsia="fr-FR" w:bidi="fr-FR"/>
+              </w:rPr>
+              <w:t>Très bien acquis</w:t>
             </w:r>
           </w:p>
         </w:tc>
@@ -462,8 +523,9 @@
       <w:r>
         <w:rPr>
           <w:b/>
+          <w:lang w:val="fr-FR" w:eastAsia="fr-FR" w:bidi="fr-FR"/>
         </w:rPr>
-        <w:t>Grille d'evaluation</w:t>
+        <w:t>Grille d'évaluation</w:t>
       </w:r>
     </w:p>
     <w:tbl>
@@ -500,8 +562,9 @@
               <w:rPr>
                 <w:b/>
                 <w:sz w:val="19"/>
+                <w:lang w:val="fr-FR" w:eastAsia="fr-FR" w:bidi="fr-FR"/>
               </w:rPr>
-              <w:t>Critere evalue</w:t>
+              <w:t>Critère évalué</w:t>
             </w:r>
           </w:p>
         </w:tc>
@@ -519,6 +582,7 @@
               <w:rPr>
                 <w:b/>
                 <w:sz w:val="19"/>
+                <w:lang w:val="fr-FR" w:eastAsia="fr-FR" w:bidi="fr-FR"/>
               </w:rPr>
               <w:t>Indicateurs observables / questions d'appui</w:t>
             </w:r>
@@ -538,6 +602,7 @@
               <w:rPr>
                 <w:b/>
                 <w:sz w:val="19"/>
+                <w:lang w:val="fr-FR" w:eastAsia="fr-FR" w:bidi="fr-FR"/>
               </w:rPr>
               <w:t>NA</w:t>
             </w:r>
@@ -557,6 +622,7 @@
               <w:rPr>
                 <w:b/>
                 <w:sz w:val="19"/>
+                <w:lang w:val="fr-FR" w:eastAsia="fr-FR" w:bidi="fr-FR"/>
               </w:rPr>
               <w:t>PA</w:t>
             </w:r>
@@ -576,6 +642,7 @@
               <w:rPr>
                 <w:b/>
                 <w:sz w:val="19"/>
+                <w:lang w:val="fr-FR" w:eastAsia="fr-FR" w:bidi="fr-FR"/>
               </w:rPr>
               <w:t>A</w:t>
             </w:r>
@@ -595,6 +662,7 @@
               <w:rPr>
                 <w:b/>
                 <w:sz w:val="19"/>
+                <w:lang w:val="fr-FR" w:eastAsia="fr-FR" w:bidi="fr-FR"/>
               </w:rPr>
               <w:t>TB</w:t>
             </w:r>
@@ -614,6 +682,7 @@
               <w:rPr>
                 <w:b/>
                 <w:sz w:val="19"/>
+                <w:lang w:val="fr-FR" w:eastAsia="fr-FR" w:bidi="fr-FR"/>
               </w:rPr>
               <w:t>Observations</w:t>
             </w:r>
@@ -631,7 +700,10 @@
               <w:spacing w:after="0"/>
             </w:pPr>
             <w:r>
-              <w:t>Qualite du rapport ou du dossier en design d'espace</w:t>
+              <w:rPr>
+                <w:lang w:val="fr-FR" w:eastAsia="fr-FR" w:bidi="fr-FR"/>
+              </w:rPr>
+              <w:t>Qualité du rapport ou du dossier en design d'espace</w:t>
             </w:r>
           </w:p>
         </w:tc>
@@ -645,7 +717,10 @@
               <w:spacing w:after="0"/>
             </w:pPr>
             <w:r>
-              <w:t>Support lisible, structure, coherent avec l'epreuve et directement exploitable pour l'evaluation.</w:t>
+              <w:rPr>
+                <w:lang w:val="fr-FR" w:eastAsia="fr-FR" w:bidi="fr-FR"/>
+              </w:rPr>
+              <w:t>Support lisible, structuré, cohérent avec l'épreuve et directement exploitable pour l'évaluation.</w:t>
             </w:r>
           </w:p>
         </w:tc>
@@ -659,7 +734,11 @@
               <w:spacing w:after="0"/>
               <w:jc w:val="center"/>
             </w:pPr>
-            <w:r/>
+            <w:r>
+              <w:rPr>
+                <w:lang w:val="fr-FR" w:eastAsia="fr-FR" w:bidi="fr-FR"/>
+              </w:rPr>
+            </w:r>
           </w:p>
         </w:tc>
         <w:tc>
@@ -672,7 +751,11 @@
               <w:spacing w:after="0"/>
               <w:jc w:val="center"/>
             </w:pPr>
-            <w:r/>
+            <w:r>
+              <w:rPr>
+                <w:lang w:val="fr-FR" w:eastAsia="fr-FR" w:bidi="fr-FR"/>
+              </w:rPr>
+            </w:r>
           </w:p>
         </w:tc>
         <w:tc>
@@ -685,7 +768,11 @@
               <w:spacing w:after="0"/>
               <w:jc w:val="center"/>
             </w:pPr>
-            <w:r/>
+            <w:r>
+              <w:rPr>
+                <w:lang w:val="fr-FR" w:eastAsia="fr-FR" w:bidi="fr-FR"/>
+              </w:rPr>
+            </w:r>
           </w:p>
         </w:tc>
         <w:tc>
@@ -698,7 +785,11 @@
               <w:spacing w:after="0"/>
               <w:jc w:val="center"/>
             </w:pPr>
-            <w:r/>
+            <w:r>
+              <w:rPr>
+                <w:lang w:val="fr-FR" w:eastAsia="fr-FR" w:bidi="fr-FR"/>
+              </w:rPr>
+            </w:r>
           </w:p>
         </w:tc>
         <w:tc>
@@ -710,7 +801,11 @@
             <w:pPr>
               <w:spacing w:after="0"/>
             </w:pPr>
-            <w:r/>
+            <w:r>
+              <w:rPr>
+                <w:lang w:val="fr-FR" w:eastAsia="fr-FR" w:bidi="fr-FR"/>
+              </w:rPr>
+            </w:r>
           </w:p>
         </w:tc>
       </w:tr>
@@ -725,6 +820,9 @@
               <w:spacing w:after="0"/>
             </w:pPr>
             <w:r>
+              <w:rPr>
+                <w:lang w:val="fr-FR" w:eastAsia="fr-FR" w:bidi="fr-FR"/>
+              </w:rPr>
               <w:t>contextualisation de l'experience professionnelle</w:t>
             </w:r>
           </w:p>
@@ -739,7 +837,10 @@
               <w:spacing w:after="0"/>
             </w:pPr>
             <w:r>
-              <w:t>Elements observables explicitables dans le support ecrit et confirmables lors de l'entretien.</w:t>
+              <w:rPr>
+                <w:lang w:val="fr-FR" w:eastAsia="fr-FR" w:bidi="fr-FR"/>
+              </w:rPr>
+              <w:t>Éléments observables explicitables dans le support écrit et confirmables lors de l'entretien.</w:t>
             </w:r>
           </w:p>
         </w:tc>
@@ -753,7 +854,11 @@
               <w:spacing w:after="0"/>
               <w:jc w:val="center"/>
             </w:pPr>
-            <w:r/>
+            <w:r>
+              <w:rPr>
+                <w:lang w:val="fr-FR" w:eastAsia="fr-FR" w:bidi="fr-FR"/>
+              </w:rPr>
+            </w:r>
           </w:p>
         </w:tc>
         <w:tc>
@@ -766,7 +871,11 @@
               <w:spacing w:after="0"/>
               <w:jc w:val="center"/>
             </w:pPr>
-            <w:r/>
+            <w:r>
+              <w:rPr>
+                <w:lang w:val="fr-FR" w:eastAsia="fr-FR" w:bidi="fr-FR"/>
+              </w:rPr>
+            </w:r>
           </w:p>
         </w:tc>
         <w:tc>
@@ -779,7 +888,11 @@
               <w:spacing w:after="0"/>
               <w:jc w:val="center"/>
             </w:pPr>
-            <w:r/>
+            <w:r>
+              <w:rPr>
+                <w:lang w:val="fr-FR" w:eastAsia="fr-FR" w:bidi="fr-FR"/>
+              </w:rPr>
+            </w:r>
           </w:p>
         </w:tc>
         <w:tc>
@@ -792,7 +905,11 @@
               <w:spacing w:after="0"/>
               <w:jc w:val="center"/>
             </w:pPr>
-            <w:r/>
+            <w:r>
+              <w:rPr>
+                <w:lang w:val="fr-FR" w:eastAsia="fr-FR" w:bidi="fr-FR"/>
+              </w:rPr>
+            </w:r>
           </w:p>
         </w:tc>
         <w:tc>
@@ -804,7 +921,11 @@
             <w:pPr>
               <w:spacing w:after="0"/>
             </w:pPr>
-            <w:r/>
+            <w:r>
+              <w:rPr>
+                <w:lang w:val="fr-FR" w:eastAsia="fr-FR" w:bidi="fr-FR"/>
+              </w:rPr>
+            </w:r>
           </w:p>
         </w:tc>
       </w:tr>
@@ -819,7 +940,10 @@
               <w:spacing w:after="0"/>
             </w:pPr>
             <w:r>
-              <w:t>analyse critique des situations, references et choix de conception</w:t>
+              <w:rPr>
+                <w:lang w:val="fr-FR" w:eastAsia="fr-FR" w:bidi="fr-FR"/>
+              </w:rPr>
+              <w:t>analysé critique des situations, references et choix de conception</w:t>
             </w:r>
           </w:p>
         </w:tc>
@@ -833,7 +957,10 @@
               <w:spacing w:after="0"/>
             </w:pPr>
             <w:r>
-              <w:t>Les choix, contraintes, resultats et eventuels ecarts sont analyses avec recul professionnel.</w:t>
+              <w:rPr>
+                <w:lang w:val="fr-FR" w:eastAsia="fr-FR" w:bidi="fr-FR"/>
+              </w:rPr>
+              <w:t>Les choix, contraintes, résultats et éventuels écarts sont analysés avec recul professionnel.</w:t>
             </w:r>
           </w:p>
         </w:tc>
@@ -847,7 +974,11 @@
               <w:spacing w:after="0"/>
               <w:jc w:val="center"/>
             </w:pPr>
-            <w:r/>
+            <w:r>
+              <w:rPr>
+                <w:lang w:val="fr-FR" w:eastAsia="fr-FR" w:bidi="fr-FR"/>
+              </w:rPr>
+            </w:r>
           </w:p>
         </w:tc>
         <w:tc>
@@ -860,7 +991,11 @@
               <w:spacing w:after="0"/>
               <w:jc w:val="center"/>
             </w:pPr>
-            <w:r/>
+            <w:r>
+              <w:rPr>
+                <w:lang w:val="fr-FR" w:eastAsia="fr-FR" w:bidi="fr-FR"/>
+              </w:rPr>
+            </w:r>
           </w:p>
         </w:tc>
         <w:tc>
@@ -873,7 +1008,11 @@
               <w:spacing w:after="0"/>
               <w:jc w:val="center"/>
             </w:pPr>
-            <w:r/>
+            <w:r>
+              <w:rPr>
+                <w:lang w:val="fr-FR" w:eastAsia="fr-FR" w:bidi="fr-FR"/>
+              </w:rPr>
+            </w:r>
           </w:p>
         </w:tc>
         <w:tc>
@@ -886,7 +1025,11 @@
               <w:spacing w:after="0"/>
               <w:jc w:val="center"/>
             </w:pPr>
-            <w:r/>
+            <w:r>
+              <w:rPr>
+                <w:lang w:val="fr-FR" w:eastAsia="fr-FR" w:bidi="fr-FR"/>
+              </w:rPr>
+            </w:r>
           </w:p>
         </w:tc>
         <w:tc>
@@ -898,7 +1041,11 @@
             <w:pPr>
               <w:spacing w:after="0"/>
             </w:pPr>
-            <w:r/>
+            <w:r>
+              <w:rPr>
+                <w:lang w:val="fr-FR" w:eastAsia="fr-FR" w:bidi="fr-FR"/>
+              </w:rPr>
+            </w:r>
           </w:p>
         </w:tc>
       </w:tr>
@@ -913,7 +1060,10 @@
               <w:spacing w:after="0"/>
             </w:pPr>
             <w:r>
-              <w:t>articulation entre stage et demarche creative</w:t>
+              <w:rPr>
+                <w:lang w:val="fr-FR" w:eastAsia="fr-FR" w:bidi="fr-FR"/>
+              </w:rPr>
+              <w:t>articulation entre stage et démarche creative</w:t>
             </w:r>
           </w:p>
         </w:tc>
@@ -927,7 +1077,10 @@
               <w:spacing w:after="0"/>
             </w:pPr>
             <w:r>
-              <w:t>Elements observables explicitables dans le support ecrit et confirmables lors de l'entretien.</w:t>
+              <w:rPr>
+                <w:lang w:val="fr-FR" w:eastAsia="fr-FR" w:bidi="fr-FR"/>
+              </w:rPr>
+              <w:t>Éléments observables explicitables dans le support écrit et confirmables lors de l'entretien.</w:t>
             </w:r>
           </w:p>
         </w:tc>
@@ -941,7 +1094,11 @@
               <w:spacing w:after="0"/>
               <w:jc w:val="center"/>
             </w:pPr>
-            <w:r/>
+            <w:r>
+              <w:rPr>
+                <w:lang w:val="fr-FR" w:eastAsia="fr-FR" w:bidi="fr-FR"/>
+              </w:rPr>
+            </w:r>
           </w:p>
         </w:tc>
         <w:tc>
@@ -954,7 +1111,11 @@
               <w:spacing w:after="0"/>
               <w:jc w:val="center"/>
             </w:pPr>
-            <w:r/>
+            <w:r>
+              <w:rPr>
+                <w:lang w:val="fr-FR" w:eastAsia="fr-FR" w:bidi="fr-FR"/>
+              </w:rPr>
+            </w:r>
           </w:p>
         </w:tc>
         <w:tc>
@@ -967,7 +1128,11 @@
               <w:spacing w:after="0"/>
               <w:jc w:val="center"/>
             </w:pPr>
-            <w:r/>
+            <w:r>
+              <w:rPr>
+                <w:lang w:val="fr-FR" w:eastAsia="fr-FR" w:bidi="fr-FR"/>
+              </w:rPr>
+            </w:r>
           </w:p>
         </w:tc>
         <w:tc>
@@ -980,7 +1145,11 @@
               <w:spacing w:after="0"/>
               <w:jc w:val="center"/>
             </w:pPr>
-            <w:r/>
+            <w:r>
+              <w:rPr>
+                <w:lang w:val="fr-FR" w:eastAsia="fr-FR" w:bidi="fr-FR"/>
+              </w:rPr>
+            </w:r>
           </w:p>
         </w:tc>
         <w:tc>
@@ -992,7 +1161,11 @@
             <w:pPr>
               <w:spacing w:after="0"/>
             </w:pPr>
-            <w:r/>
+            <w:r>
+              <w:rPr>
+                <w:lang w:val="fr-FR" w:eastAsia="fr-FR" w:bidi="fr-FR"/>
+              </w:rPr>
+            </w:r>
           </w:p>
         </w:tc>
       </w:tr>
@@ -1007,7 +1180,10 @@
               <w:spacing w:after="0"/>
             </w:pPr>
             <w:r>
-              <w:t>qualite des supports et de la presentation orale</w:t>
+              <w:rPr>
+                <w:lang w:val="fr-FR" w:eastAsia="fr-FR" w:bidi="fr-FR"/>
+              </w:rPr>
+              <w:t>qualité des supports et de la presentation orale</w:t>
             </w:r>
           </w:p>
         </w:tc>
@@ -1021,7 +1197,10 @@
               <w:spacing w:after="0"/>
             </w:pPr>
             <w:r>
-              <w:t>Support lisible, structure, coherent avec l'epreuve et directement exploitable pour l'evaluation.</w:t>
+              <w:rPr>
+                <w:lang w:val="fr-FR" w:eastAsia="fr-FR" w:bidi="fr-FR"/>
+              </w:rPr>
+              <w:t>Support lisible, structuré, cohérent avec l'épreuve et directement exploitable pour l'évaluation.</w:t>
             </w:r>
           </w:p>
         </w:tc>
@@ -1035,7 +1214,11 @@
               <w:spacing w:after="0"/>
               <w:jc w:val="center"/>
             </w:pPr>
-            <w:r/>
+            <w:r>
+              <w:rPr>
+                <w:lang w:val="fr-FR" w:eastAsia="fr-FR" w:bidi="fr-FR"/>
+              </w:rPr>
+            </w:r>
           </w:p>
         </w:tc>
         <w:tc>
@@ -1048,7 +1231,11 @@
               <w:spacing w:after="0"/>
               <w:jc w:val="center"/>
             </w:pPr>
-            <w:r/>
+            <w:r>
+              <w:rPr>
+                <w:lang w:val="fr-FR" w:eastAsia="fr-FR" w:bidi="fr-FR"/>
+              </w:rPr>
+            </w:r>
           </w:p>
         </w:tc>
         <w:tc>
@@ -1061,7 +1248,11 @@
               <w:spacing w:after="0"/>
               <w:jc w:val="center"/>
             </w:pPr>
-            <w:r/>
+            <w:r>
+              <w:rPr>
+                <w:lang w:val="fr-FR" w:eastAsia="fr-FR" w:bidi="fr-FR"/>
+              </w:rPr>
+            </w:r>
           </w:p>
         </w:tc>
         <w:tc>
@@ -1074,7 +1265,11 @@
               <w:spacing w:after="0"/>
               <w:jc w:val="center"/>
             </w:pPr>
-            <w:r/>
+            <w:r>
+              <w:rPr>
+                <w:lang w:val="fr-FR" w:eastAsia="fr-FR" w:bidi="fr-FR"/>
+              </w:rPr>
+            </w:r>
           </w:p>
         </w:tc>
         <w:tc>
@@ -1086,7 +1281,11 @@
             <w:pPr>
               <w:spacing w:after="0"/>
             </w:pPr>
-            <w:r/>
+            <w:r>
+              <w:rPr>
+                <w:lang w:val="fr-FR" w:eastAsia="fr-FR" w:bidi="fr-FR"/>
+              </w:rPr>
+            </w:r>
           </w:p>
         </w:tc>
       </w:tr>
@@ -1101,6 +1300,9 @@
               <w:spacing w:after="0"/>
             </w:pPr>
             <w:r>
+              <w:rPr>
+                <w:lang w:val="fr-FR" w:eastAsia="fr-FR" w:bidi="fr-FR"/>
+              </w:rPr>
               <w:t>justification argumentee et recul critique</w:t>
             </w:r>
           </w:p>
@@ -1115,7 +1317,10 @@
               <w:spacing w:after="0"/>
             </w:pPr>
             <w:r>
-              <w:t>Les choix, contraintes, resultats et eventuels ecarts sont analyses avec recul professionnel.</w:t>
+              <w:rPr>
+                <w:lang w:val="fr-FR" w:eastAsia="fr-FR" w:bidi="fr-FR"/>
+              </w:rPr>
+              <w:t>Les choix, contraintes, résultats et éventuels écarts sont analysés avec recul professionnel.</w:t>
             </w:r>
           </w:p>
         </w:tc>
@@ -1129,7 +1334,11 @@
               <w:spacing w:after="0"/>
               <w:jc w:val="center"/>
             </w:pPr>
-            <w:r/>
+            <w:r>
+              <w:rPr>
+                <w:lang w:val="fr-FR" w:eastAsia="fr-FR" w:bidi="fr-FR"/>
+              </w:rPr>
+            </w:r>
           </w:p>
         </w:tc>
         <w:tc>
@@ -1142,7 +1351,11 @@
               <w:spacing w:after="0"/>
               <w:jc w:val="center"/>
             </w:pPr>
-            <w:r/>
+            <w:r>
+              <w:rPr>
+                <w:lang w:val="fr-FR" w:eastAsia="fr-FR" w:bidi="fr-FR"/>
+              </w:rPr>
+            </w:r>
           </w:p>
         </w:tc>
         <w:tc>
@@ -1155,7 +1368,11 @@
               <w:spacing w:after="0"/>
               <w:jc w:val="center"/>
             </w:pPr>
-            <w:r/>
+            <w:r>
+              <w:rPr>
+                <w:lang w:val="fr-FR" w:eastAsia="fr-FR" w:bidi="fr-FR"/>
+              </w:rPr>
+            </w:r>
           </w:p>
         </w:tc>
         <w:tc>
@@ -1168,7 +1385,11 @@
               <w:spacing w:after="0"/>
               <w:jc w:val="center"/>
             </w:pPr>
-            <w:r/>
+            <w:r>
+              <w:rPr>
+                <w:lang w:val="fr-FR" w:eastAsia="fr-FR" w:bidi="fr-FR"/>
+              </w:rPr>
+            </w:r>
           </w:p>
         </w:tc>
         <w:tc>
@@ -1180,7 +1401,11 @@
             <w:pPr>
               <w:spacing w:after="0"/>
             </w:pPr>
-            <w:r/>
+            <w:r>
+              <w:rPr>
+                <w:lang w:val="fr-FR" w:eastAsia="fr-FR" w:bidi="fr-FR"/>
+              </w:rPr>
+            </w:r>
           </w:p>
         </w:tc>
       </w:tr>
@@ -1195,6 +1420,9 @@
               <w:spacing w:after="0"/>
             </w:pPr>
             <w:r>
+              <w:rPr>
+                <w:lang w:val="fr-FR" w:eastAsia="fr-FR" w:bidi="fr-FR"/>
+              </w:rPr>
               <w:t>Qualité du rapport/dossier</w:t>
             </w:r>
           </w:p>
@@ -1209,7 +1437,10 @@
               <w:spacing w:after="0"/>
             </w:pPr>
             <w:r>
-              <w:t>Support lisible, structure, coherent avec l'epreuve et directement exploitable pour l'evaluation.</w:t>
+              <w:rPr>
+                <w:lang w:val="fr-FR" w:eastAsia="fr-FR" w:bidi="fr-FR"/>
+              </w:rPr>
+              <w:t>Support lisible, structuré, cohérent avec l'épreuve et directement exploitable pour l'évaluation.</w:t>
             </w:r>
           </w:p>
         </w:tc>
@@ -1223,7 +1454,11 @@
               <w:spacing w:after="0"/>
               <w:jc w:val="center"/>
             </w:pPr>
-            <w:r/>
+            <w:r>
+              <w:rPr>
+                <w:lang w:val="fr-FR" w:eastAsia="fr-FR" w:bidi="fr-FR"/>
+              </w:rPr>
+            </w:r>
           </w:p>
         </w:tc>
         <w:tc>
@@ -1236,7 +1471,11 @@
               <w:spacing w:after="0"/>
               <w:jc w:val="center"/>
             </w:pPr>
-            <w:r/>
+            <w:r>
+              <w:rPr>
+                <w:lang w:val="fr-FR" w:eastAsia="fr-FR" w:bidi="fr-FR"/>
+              </w:rPr>
+            </w:r>
           </w:p>
         </w:tc>
         <w:tc>
@@ -1249,7 +1488,11 @@
               <w:spacing w:after="0"/>
               <w:jc w:val="center"/>
             </w:pPr>
-            <w:r/>
+            <w:r>
+              <w:rPr>
+                <w:lang w:val="fr-FR" w:eastAsia="fr-FR" w:bidi="fr-FR"/>
+              </w:rPr>
+            </w:r>
           </w:p>
         </w:tc>
         <w:tc>
@@ -1262,7 +1505,11 @@
               <w:spacing w:after="0"/>
               <w:jc w:val="center"/>
             </w:pPr>
-            <w:r/>
+            <w:r>
+              <w:rPr>
+                <w:lang w:val="fr-FR" w:eastAsia="fr-FR" w:bidi="fr-FR"/>
+              </w:rPr>
+            </w:r>
           </w:p>
         </w:tc>
         <w:tc>
@@ -1274,7 +1521,11 @@
             <w:pPr>
               <w:spacing w:after="0"/>
             </w:pPr>
-            <w:r/>
+            <w:r>
+              <w:rPr>
+                <w:lang w:val="fr-FR" w:eastAsia="fr-FR" w:bidi="fr-FR"/>
+              </w:rPr>
+            </w:r>
           </w:p>
         </w:tc>
       </w:tr>
@@ -1284,8 +1535,9 @@
       <w:r>
         <w:rPr>
           <w:b/>
+          <w:lang w:val="fr-FR" w:eastAsia="fr-FR" w:bidi="fr-FR"/>
         </w:rPr>
-        <w:t>Appreciation synthetique</w:t>
+        <w:t>Appréciation synthétique</w:t>
       </w:r>
     </w:p>
     <w:tbl>
@@ -1309,8 +1561,9 @@
             <w:r>
               <w:rPr>
                 <w:b/>
+                <w:lang w:val="fr-FR" w:eastAsia="fr-FR" w:bidi="fr-FR"/>
               </w:rPr>
-              <w:t>Points forts observes</w:t>
+              <w:t>Points forts observés</w:t>
             </w:r>
           </w:p>
         </w:tc>
@@ -1319,7 +1572,11 @@
             <w:tcW w:type="dxa" w:w="10658"/>
           </w:tcPr>
           <w:p>
-            <w:r/>
+            <w:r>
+              <w:rPr>
+                <w:lang w:val="fr-FR" w:eastAsia="fr-FR" w:bidi="fr-FR"/>
+              </w:rPr>
+            </w:r>
           </w:p>
         </w:tc>
       </w:tr>
@@ -1333,6 +1590,7 @@
             <w:r>
               <w:rPr>
                 <w:b/>
+                <w:lang w:val="fr-FR" w:eastAsia="fr-FR" w:bidi="fr-FR"/>
               </w:rPr>
               <w:t>Axes de progression / vigilance</w:t>
             </w:r>
@@ -1343,7 +1601,11 @@
             <w:tcW w:type="dxa" w:w="10658"/>
           </w:tcPr>
           <w:p>
-            <w:r/>
+            <w:r>
+              <w:rPr>
+                <w:lang w:val="fr-FR" w:eastAsia="fr-FR" w:bidi="fr-FR"/>
+              </w:rPr>
+            </w:r>
           </w:p>
         </w:tc>
       </w:tr>
@@ -1357,8 +1619,9 @@
             <w:r>
               <w:rPr>
                 <w:b/>
+                <w:lang w:val="fr-FR" w:eastAsia="fr-FR" w:bidi="fr-FR"/>
               </w:rPr>
-              <w:t>Decision / note / positionnement local</w:t>
+              <w:t>Décision / note / positionnement local</w:t>
             </w:r>
           </w:p>
         </w:tc>
@@ -1367,7 +1630,11 @@
             <w:tcW w:type="dxa" w:w="10658"/>
           </w:tcPr>
           <w:p>
-            <w:r/>
+            <w:r>
+              <w:rPr>
+                <w:lang w:val="fr-FR" w:eastAsia="fr-FR" w:bidi="fr-FR"/>
+              </w:rPr>
+            </w:r>
           </w:p>
         </w:tc>
       </w:tr>
@@ -1377,17 +1644,24 @@
       <w:r>
         <w:rPr>
           <w:b/>
+          <w:lang w:val="fr-FR" w:eastAsia="fr-FR" w:bidi="fr-FR"/>
         </w:rPr>
         <w:t>Fondement et sources de reconstitution</w:t>
       </w:r>
     </w:p>
     <w:p>
       <w:r>
-        <w:t>Croisement entre le rapport de stage ou d'activites professionnelles, le referentiel ancien et la logique de soutenance design.</w:t>
+        <w:rPr>
+          <w:lang w:val="fr-FR" w:eastAsia="fr-FR" w:bidi="fr-FR"/>
+        </w:rPr>
+        <w:t>Croisement entre le rapport de stage ou d'activités professionnelles, le référentiel ancien et la logique de soutenance design.</w:t>
       </w:r>
     </w:p>
     <w:p>
       <w:r>
+        <w:rPr>
+          <w:lang w:val="fr-FR" w:eastAsia="fr-FR" w:bidi="fr-FR"/>
+        </w:rPr>
         <w:t>Les critères sont reconstitués à partir de la définition de l'épreuve U4.2/E42 (rapport de stage ou d'activités professionnelles) et des attentes du référentiel du BTS Design d'espace, tel que détaillé dans le bulletin officiel.</w:t>
       </w:r>
     </w:p>
@@ -1395,8 +1669,18 @@
       <w:r>
         <w:rPr>
           <w:sz w:val="17"/>
+          <w:lang w:val="fr-FR" w:eastAsia="fr-FR" w:bidi="fr-FR"/>
         </w:rPr>
-        <w:t>Referentiel : https://www.education.gouv.fr/sites/default/files/document/bo20ESR_56732.pdf-233574.pdf</w:t>
+        <w:t>Référentiel : https://www.education.gouv.fr/sites/default/files/document/bo20ESR_56732.pdf-233574.pdf</w:t>
+      </w:r>
+    </w:p>
+    <w:p>
+      <w:r>
+        <w:rPr>
+          <w:sz w:val="17"/>
+          <w:lang w:val="fr-FR" w:eastAsia="fr-FR" w:bidi="fr-FR"/>
+        </w:rPr>
+        <w:t>Définition / modalités : https://www.education.gouv.fr/node/276968</w:t>
       </w:r>
     </w:p>
     <w:sectPr>
@@ -1775,6 +2059,7 @@
     <w:rPr>
       <w:rFonts w:ascii="Aptos" w:hAnsi="Aptos"/>
       <w:sz w:val="20"/>
+      <w:lang w:val="fr-FR" w:eastAsia="fr-FR" w:bidi="fr-FR"/>
     </w:rPr>
   </w:style>
   <w:style w:type="paragraph" w:styleId="Header">
